--- a/docs/FaseIII_Autoevaluacion_Portafolio_BrunoSantos.docx
+++ b/docs/FaseIII_Autoevaluacion_Portafolio_BrunoSantos.docx
@@ -623,7 +623,7 @@
               <w:rPr>
                 <w:sz w:val="17"/>
               </w:rPr>
-              <w:t xml:space="preserve"> el repositorio expone funciones async throws y TaskStore trabaja en @MainActor (REQ-17). Mientras Firebase responde, la lista muestra un spinner y filas de relleno, los botones se deshabilitan al guardar, y si algo falla aparece un aviso con «Reintentar» (REQ-09; prototipos B y D). El modelo se renombra de Task a TodoTask para no chocar con el tipo Task de Swift Concurrency (defecto D-04).</w:t>
+              <w:t xml:space="preserve"> el repositorio expone funciones async throws y TaskStore trabaja en @MainActor (REQ-17). Mientras Firebase responde, la lista muestra un spinner y filas de relleno, los botones se deshabilitan al guardar, y si algo falla aparece un aviso con «Reintentar» (REQ-09; prototipos B y D). El modelo ya se renombró de Task a TodoTask para no chocar con el tipo Task de Swift Concurrency (defecto D-04, corregido).</w:t>
             </w:r>
           </w:p>
         </w:tc>
@@ -766,7 +766,7 @@
               <w:rPr>
                 <w:sz w:val="17"/>
               </w:rPr>
-              <w:t xml:space="preserve"> Sprint 2 (26 oct – 6 nov): análisis, diagramas y prototipos. Sprint 3 (9 – 20 nov): login, Firestore y estados de carga. Sprint 4 (23 nov – 4 dic): detalle, fecha límite, recordatorios, pruebas e integración.</w:t>
+              <w:t xml:space="preserve"> Sprint 2 (26 oct – 6 nov): análisis, diagramas, prototipos y, adelantados, la pantalla de detalle, la fecha límite y el filtro (versión 1.1). Sprint 3 (9 – 20 nov): login, Firestore y estados de carga. Sprint 4 (23 nov – 4 dic): recordatorios, pruebas de Firebase e integración.</w:t>
             </w:r>
           </w:p>
           <w:p>
@@ -788,7 +788,7 @@
               <w:rPr>
                 <w:sz w:val="17"/>
               </w:rPr>
-              <w:t xml:space="preserve"> el historial de commits del repositorio github.com/BrunoIvan04/Swift, la bitácora de avances, interrupciones y ajustes, el cronograma de Gantt y las ejecuciones de GitHub Actions del 26/10/2026, donde pasaron 7 pruebas unitarias y 1 prueba de interfaz con capturas automáticas.</w:t>
+              <w:t xml:space="preserve"> el historial de commits del repositorio github.com/BrunoIvan04/Swift, la bitácora de avances, interrupciones y ajustes, el cronograma de Gantt y las ejecuciones de GitHub Actions del 26/10/2026, donde en la ejecución 4 pasaron 15 pruebas unitarias y 2 de interfaz con capturas automáticas.</w:t>
             </w:r>
           </w:p>
         </w:tc>
@@ -943,7 +943,7 @@
               <w:rPr>
                 <w:sz w:val="17"/>
               </w:rPr>
-              <w:t xml:space="preserve"> (init(task:repository:)) y recibe los cambios por un </w:t>
+              <w:t xml:space="preserve"> (init(task:)) y recibe los cambios por un </w:t>
             </w:r>
             <w:r>
               <w:rPr>
@@ -956,7 +956,7 @@
               <w:rPr>
                 <w:sz w:val="17"/>
               </w:rPr>
-              <w:t xml:space="preserve"> (REQ-11). Así evito estado global difícil de probar. Diseño: sección «Persistencia de estado y paso de información».</w:t>
+              <w:t xml:space="preserve"> (REQ-11, ya implementado en la versión 1.1; con Firebase se agregará el repositorio al inicializador). Así evito estado global difícil de probar. Diseño: sección «Persistencia de estado y paso de información».</w:t>
             </w:r>
           </w:p>
           <w:p>
@@ -1013,7 +1013,7 @@
               <w:rPr>
                 <w:sz w:val="17"/>
               </w:rPr>
-              <w:t xml:space="preserve"> con configure(with:) sirve de plantilla para cualquier documento que llegue de Firestore (prototipo C). Ya está implementada y la prueba de interfaz comprueba que cambia de estado al tocarla. Con Firestore usaré UITableViewDiffableDataSource para animar solo las filas que cambian en cada snapshot (REQ-03).</w:t>
+              <w:t xml:space="preserve"> con configure(with:) sirve de plantilla para cualquier documento que llegue de Firestore (prototipo C). Ya está implementada: muestra ícono de estado, fecha límite (en rojo si venció) y botón de detalle, y las pruebas de interfaz comprueban que cambia al tocarla y al editarla. Con Firestore usaré UITableViewDiffableDataSource para animar solo las filas que cambian en cada snapshot (REQ-03).</w:t>
             </w:r>
           </w:p>
           <w:p>
@@ -1035,7 +1035,7 @@
               <w:rPr>
                 <w:sz w:val="17"/>
               </w:rPr>
-              <w:t xml:space="preserve"> abstraer una arquitectura de un caso de estudio y aplicarla a otro dominio; configurar pruebas automáticas y CI en una Mac en la nube sin tener Mac propia; depurar un Info.plist incompleto que impedía instalar la app; y revisar las capturas con criterio, lo que detectó tres defectos de interfaz que ya están en el backlog.</w:t>
+              <w:t xml:space="preserve"> abstraer una arquitectura de un caso de estudio y aplicarla a otro dominio; configurar pruebas automáticas y CI en una Mac en la nube sin tener Mac propia; depurar un Info.plist incompleto que impedía instalar la app; y revisar las capturas con criterio, lo que detectó cinco defectos que corregí y volví a verificar con las pruebas automáticas.</w:t>
             </w:r>
           </w:p>
           <w:p>

--- a/docs/FaseIII_Autoevaluacion_Portafolio_BrunoSantos.docx
+++ b/docs/FaseIII_Autoevaluacion_Portafolio_BrunoSantos.docx
@@ -477,13 +477,13 @@
                 <w:b/>
                 <w:sz w:val="17"/>
               </w:rPr>
-              <w:t>En mi app:</w:t>
-            </w:r>
-            <w:r>
-              <w:rPr>
-                <w:sz w:val="17"/>
-              </w:rPr>
-              <w:t xml:space="preserve"> el servidor será </w:t>
+              <w:t>En mi app (ya implementado en la versión 2.0):</w:t>
+            </w:r>
+            <w:r>
+              <w:rPr>
+                <w:sz w:val="17"/>
+              </w:rPr>
+              <w:t xml:space="preserve"> el servidor es </w:t>
             </w:r>
             <w:r>
               <w:rPr>
@@ -496,7 +496,7 @@
               <w:rPr>
                 <w:sz w:val="17"/>
               </w:rPr>
-              <w:t xml:space="preserve">. Firebase Authentication maneja las cuentas y Cloud Firestore guarda las tareas en users/{uid}/tasks. En lugar de armar las URL a mano, uso el SDK, que por debajo hace las peticiones HTTPS. Las equivalencias son: el GET de /menu corresponde al listener de la colección de tareas, y el POST de /order a addDocument, updateData y delete. Igual que MenuController, toda la red vive en una sola clase, </w:t>
+              <w:t xml:space="preserve">. Firebase Authentication maneja las cuentas y Cloud Firestore guarda las tareas en users/{uid}/tasks. En lugar de armar las URL a mano, uso el SDK, que por debajo hace las peticiones HTTPS. Las equivalencias son: el GET de /menu corresponde al listener en tiempo real de la colección de tareas, y el POST de /order a setData, updateData y delete. Igual que MenuController, toda la red vive en una sola clase, </w:t>
             </w:r>
             <w:r>
               <w:rPr>
@@ -553,7 +553,7 @@
               <w:rPr>
                 <w:sz w:val="17"/>
               </w:rPr>
-              <w:t xml:space="preserve"> cada tarea es un documento con title, isCompleted, dueDate, reminderEnabled, createdAt y updatedAt. Lo decodifica un objeto de transferencia </w:t>
+              <w:t xml:space="preserve"> cada tarea es un documento con title, isCompleted, dueDate, createdAt y updatedAt (reminderEnabled se agregará con los recordatorios). Lo decodifica un objeto de transferencia </w:t>
             </w:r>
             <w:r>
               <w:rPr>
@@ -579,7 +579,7 @@
               <w:rPr>
                 <w:sz w:val="17"/>
               </w:rPr>
-              <w:t>, así el paquete TodoCore no depende de Firebase. Los campos nuevos son opcionales para que las tareas guardadas antes se sigan leyendo (REQ-10). Codable ya lo apliqué en la versión 1.0: UserDefaultsTaskPersistence guarda el arreglo de tareas como JSON. Diseño: sección «Estructura de datos (JSON) y mapeo a objetos».</w:t>
+              <w:t>, así el paquete TodoCore no depende de Firebase. Los campos nuevos son opcionales para que las tareas guardadas antes se sigan leyendo y se puedan subir a la nube en el primer inicio de sesión (REQ-10). Codable también lo uso para leer el JSON que guardaban las versiones 1.x en UserDefaults. Diseño: sección «Estructura de datos (JSON) y mapeo a objetos».</w:t>
             </w:r>
           </w:p>
           <w:p>
@@ -623,7 +623,7 @@
               <w:rPr>
                 <w:sz w:val="17"/>
               </w:rPr>
-              <w:t xml:space="preserve"> el repositorio expone funciones async throws y TaskStore trabaja en @MainActor (REQ-17). Mientras Firebase responde, la lista muestra un spinner y filas de relleno, los botones se deshabilitan al guardar, y si algo falla aparece un aviso con «Reintentar» (REQ-09; prototipos B y D). El modelo ya se renombró de Task a TodoTask para no chocar con el tipo Task de Swift Concurrency (defecto D-04, corregido).</w:t>
+              <w:t xml:space="preserve"> el repositorio expone funciones async throws y TaskStore trabaja en @MainActor (REQ-17). Mientras Firebase responde, la lista muestra un spinner, los botones de inicio de sesión y registro se deshabilitan, y si algo falla aparece un aviso con «Reintentar» (REQ-09; prototipos B y D). Una prueba de interfaz simula el fallo de conexión y comprueba que «Reintentar» recupera la lista. El modelo ya se renombró de Task a TodoTask para no chocar con el tipo Task de Swift Concurrency (defecto D-04, corregido).</w:t>
             </w:r>
           </w:p>
         </w:tc>
@@ -766,7 +766,7 @@
               <w:rPr>
                 <w:sz w:val="17"/>
               </w:rPr>
-              <w:t xml:space="preserve"> Sprint 2 (26 oct – 6 nov): análisis, diagramas, prototipos y, adelantados, la pantalla de detalle, la fecha límite y el filtro (versión 1.1). Sprint 3 (9 – 20 nov): login, Firestore y estados de carga. Sprint 4 (23 nov – 4 dic): recordatorios, pruebas de Firebase e integración.</w:t>
+              <w:t xml:space="preserve"> Sprint 2 (26 oct – 6 nov): análisis, diagramas, prototipos y, adelantados, la pantalla de detalle, la fecha límite y el filtro (versión 1.1). Sprint 3 (9 – 20 nov, terminado por adelantado el 27 oct): login, Firestore, estados de carga, migración y reglas de seguridad. Sprint 4 (23 nov – 4 dic): recordatorios, prueba en iPhone real e integración.</w:t>
             </w:r>
           </w:p>
           <w:p>
@@ -788,7 +788,7 @@
               <w:rPr>
                 <w:sz w:val="17"/>
               </w:rPr>
-              <w:t xml:space="preserve"> el historial de commits del repositorio github.com/BrunoIvan04/Swift, la bitácora de avances, interrupciones y ajustes, el cronograma de Gantt y las ejecuciones de GitHub Actions del 26/10/2026, donde en la ejecución 4 pasaron 15 pruebas unitarias y 2 de interfaz con capturas automáticas.</w:t>
+              <w:t xml:space="preserve"> el historial de commits del repositorio github.com/BrunoIvan04/Swift, la bitácora de avances, interrupciones y ajustes, el cronograma de Gantt y las ejecuciones de GitHub Actions del 26/10/2026, y del 27/10/2026, donde pasaron 18 pruebas unitarias, 6 de reglas de seguridad y 4 de interfaz con capturas automáticas, sobre el emulador de Firebase.</w:t>
             </w:r>
           </w:p>
         </w:tc>
@@ -930,7 +930,7 @@
               <w:rPr>
                 <w:sz w:val="17"/>
               </w:rPr>
-              <w:t xml:space="preserve"> envuelve a Firebase Auth y escucha los cambios de sesión. El SceneDelegate lo consulta al iniciar para decidir si muestra «Iniciar sesión» o «Mis tareas», y Firebase guarda la sesión en el llavero, así que la app recuerda al usuario (REQ-07). Las tareas no van en un Singleton: la lista pasa la tarea seleccionada al detalle por </w:t>
+              <w:t xml:space="preserve"> envuelve a Firebase Auth y escucha los cambios de sesión (ya implementado). El SceneDelegate lo consulta al iniciar para decidir si muestra «Iniciar sesión» o «Mis tareas», y Firebase guarda la sesión en el llavero, así que la app recuerda al usuario (REQ-07). Las tareas no van en un Singleton: la lista pasa la tarea seleccionada al detalle por </w:t>
             </w:r>
             <w:r>
               <w:rPr>
@@ -956,7 +956,7 @@
               <w:rPr>
                 <w:sz w:val="17"/>
               </w:rPr>
-              <w:t xml:space="preserve"> (REQ-11, ya implementado en la versión 1.1; con Firebase se agregará el repositorio al inicializador). Así evito estado global difícil de probar. Diseño: sección «Persistencia de estado y paso de información».</w:t>
+              <w:t xml:space="preserve"> (REQ-11). Así evito estado global difícil de probar. Diseño: sección «Persistencia de estado y paso de información».</w:t>
             </w:r>
           </w:p>
           <w:p>
@@ -1013,7 +1013,7 @@
               <w:rPr>
                 <w:sz w:val="17"/>
               </w:rPr>
-              <w:t xml:space="preserve"> con configure(with:) sirve de plantilla para cualquier documento que llegue de Firestore (prototipo C). Ya está implementada: muestra ícono de estado, fecha límite (en rojo si venció) y botón de detalle, y las pruebas de interfaz comprueban que cambia al tocarla y al editarla. Con Firestore usaré UITableViewDiffableDataSource para animar solo las filas que cambian en cada snapshot (REQ-03).</w:t>
+              <w:t xml:space="preserve"> con configure(with:) sirve de plantilla para cualquier documento que llegue de Firestore (prototipo C). Ya está implementada: muestra ícono de estado, fecha límite (en rojo si venció) y botón de detalle, y las pruebas de interfaz comprueban que cambia al tocarla y al editarla. Con Firestore, cada snapshot del listener vuelve a llenar la misma tabla con esa celda (REQ-03); en el Sprint 4 evaluaré UITableViewDiffableDataSource para animar solo las filas que cambian.</w:t>
             </w:r>
           </w:p>
           <w:p>
@@ -1035,7 +1035,7 @@
               <w:rPr>
                 <w:sz w:val="17"/>
               </w:rPr>
-              <w:t xml:space="preserve"> abstraer una arquitectura de un caso de estudio y aplicarla a otro dominio; configurar pruebas automáticas y CI en una Mac en la nube sin tener Mac propia; depurar un Info.plist incompleto que impedía instalar la app; y revisar las capturas con criterio, lo que detectó cinco defectos que corregí y volví a verificar con las pruebas automáticas.</w:t>
+              <w:t xml:space="preserve"> abstraer una arquitectura de un caso de estudio y aplicarla a otro dominio; configurar pruebas automáticas y CI en una Mac en la nube sin tener Mac propia; depurar un Info.plist incompleto que impedía instalar la app; probar Firebase sin tocar datos reales con su emulador; y revisar las capturas con criterio, lo que detectó cinco defectos que corregí y volví a verificar con las pruebas automáticas.</w:t>
             </w:r>
           </w:p>
           <w:p>
@@ -1409,7 +1409,7 @@
               <w:rPr>
                 <w:sz w:val="17"/>
               </w:rPr>
-              <w:t>Una TaskCell plantilla; DiffableDataSource con Firestore.</w:t>
+              <w:t>Una TaskCell plantilla que se llena con cada snapshot de Firestore.</w:t>
             </w:r>
           </w:p>
         </w:tc>

--- a/docs/FaseIII_Autoevaluacion_Portafolio_BrunoSantos.docx
+++ b/docs/FaseIII_Autoevaluacion_Portafolio_BrunoSantos.docx
@@ -101,7 +101,7 @@
               <w:t>Fecha:</w:t>
             </w:r>
             <w:r>
-              <w:t xml:space="preserve"> 26/10/2026</w:t>
+              <w:t xml:space="preserve"> 02/11/2026</w:t>
             </w:r>
           </w:p>
           <w:p>
@@ -118,7 +118,7 @@
               <w:t>Certificado:</w:t>
             </w:r>
             <w:r>
-              <w:t xml:space="preserve"> Certificado de Aplicaciones Móviles (iOS y Android) · Proyecto integrador «Mis tareas» (SwiftTodoApp), Fase III</w:t>
+              <w:t xml:space="preserve"> Certificado de Aplicaciones Móviles (iOS y Android). Proyecto integrador “Mis tareas” (SwiftTodoApp), Fase III</w:t>
             </w:r>
           </w:p>
           <w:p>
@@ -461,7 +461,7 @@
               <w:rPr>
                 <w:sz w:val="17"/>
               </w:rPr>
-              <w:t xml:space="preserve"> En Restaurant, la clase MenuController concentra todas las peticiones HTTP a un servidor: GET a /categories y a /menu?category= para obtener el menú, y POST a /order para enviar la orden. Usa URLSession, revisa que la respuesta HTTP sea 200 y lanza un error propio si no lo es.</w:t>
+              <w:t xml:space="preserve"> En Restaurant, la clase MenuController hace todas las peticiones HTTP: GET a /categories y a /menu?category= para traer el menú, y POST a /order para mandar la orden. Usa URLSession, revisa que el servidor responda 200 y, si no, lanza un error propio.</w:t>
             </w:r>
           </w:p>
           <w:p>
@@ -477,39 +477,13 @@
                 <w:b/>
                 <w:sz w:val="17"/>
               </w:rPr>
-              <w:t>En mi app (ya implementado en la versión 2.0):</w:t>
-            </w:r>
-            <w:r>
-              <w:rPr>
-                <w:sz w:val="17"/>
-              </w:rPr>
-              <w:t xml:space="preserve"> el servidor es </w:t>
-            </w:r>
-            <w:r>
-              <w:rPr>
-                <w:b/>
-                <w:sz w:val="17"/>
-              </w:rPr>
-              <w:t>Firebase</w:t>
-            </w:r>
-            <w:r>
-              <w:rPr>
-                <w:sz w:val="17"/>
-              </w:rPr>
-              <w:t xml:space="preserve">. Firebase Authentication maneja las cuentas y Cloud Firestore guarda las tareas en users/{uid}/tasks. En lugar de armar las URL a mano, uso el SDK, que por debajo hace las peticiones HTTPS. Las equivalencias son: el GET de /menu corresponde al listener en tiempo real de la colección de tareas, y el POST de /order a setData, updateData y delete. Igual que MenuController, toda la red vive en una sola clase, </w:t>
-            </w:r>
-            <w:r>
-              <w:rPr>
-                <w:b/>
-                <w:sz w:val="17"/>
-              </w:rPr>
-              <w:t>FirestoreTaskRepository</w:t>
-            </w:r>
-            <w:r>
-              <w:rPr>
-                <w:sz w:val="17"/>
-              </w:rPr>
-              <w:t>, detrás del protocolo TaskRepository, para que las pantallas nunca llamen a Firebase directamente. Requerimientos: REQ-06, REQ-07 y REQ-08. Diseño: diagrama de navegación con entradas y salidas (Figura 4) y arquitectura (Figura 5).</w:t>
+              <w:t>En mi app:</w:t>
+            </w:r>
+            <w:r>
+              <w:rPr>
+                <w:sz w:val="17"/>
+              </w:rPr>
+              <w:t xml:space="preserve"> el servidor es Firebase. Authentication maneja las cuentas y Cloud Firestore guarda las tareas en users/{uid}/tasks. No armo las URL a mano porque el SDK hace las peticiones HTTPS por mí. Lo que en Restaurant es el GET de /menu, en mi app es el listener que escucha la colección de tareas, y el POST de /order equivale a setData, updateData y delete. Igual que MenuController, todo lo de red está en una sola clase, FirestoreTaskRepository, detrás del protocolo TaskRepository, así las pantallas nunca hablan directo con Firebase. Esto cubre REQ-06, REQ-07 y REQ-08, y se ve en el diagrama de navegación (Figura 4) y en la arquitectura (Figura 5).</w:t>
             </w:r>
           </w:p>
           <w:p>
@@ -531,7 +505,7 @@
               <w:rPr>
                 <w:sz w:val="17"/>
               </w:rPr>
-              <w:t xml:space="preserve"> Restaurant define structs Codable (MenuItem, y respuestas como MenuResponse y CategoriesResponse) y usa CodingKeys para traducir los nombres del servidor a Swift, por ejemplo image_url a imageURL y preparation_time a prepTime. Después decodifica con JSONDecoder y codifica la orden con JSONEncoder.</w:t>
+              <w:t xml:space="preserve"> Restaurant usa structs Codable (MenuItem, MenuResponse, CategoriesResponse) y CodingKeys para traducir los nombres del servidor, por ejemplo image_url a imageURL y preparation_time a prepTime. Luego decodifica con JSONDecoder y manda la orden con JSONEncoder.</w:t>
             </w:r>
           </w:p>
           <w:p>
@@ -553,33 +527,7 @@
               <w:rPr>
                 <w:sz w:val="17"/>
               </w:rPr>
-              <w:t xml:space="preserve"> cada tarea es un documento con title, isCompleted, dueDate, createdAt y updatedAt (reminderEnabled se agregará con los recordatorios). Lo decodifica un objeto de transferencia </w:t>
-            </w:r>
-            <w:r>
-              <w:rPr>
-                <w:b/>
-                <w:sz w:val="17"/>
-              </w:rPr>
-              <w:t>TaskDocument: Codable</w:t>
-            </w:r>
-            <w:r>
-              <w:rPr>
-                <w:sz w:val="17"/>
-              </w:rPr>
-              <w:t xml:space="preserve"> con @DocumentID y document.data(as:), que convierte Timestamp en Date. Después se mapea al modelo de dominio </w:t>
-            </w:r>
-            <w:r>
-              <w:rPr>
-                <w:b/>
-                <w:sz w:val="17"/>
-              </w:rPr>
-              <w:t>TodoTask</w:t>
-            </w:r>
-            <w:r>
-              <w:rPr>
-                <w:sz w:val="17"/>
-              </w:rPr>
-              <w:t>, así el paquete TodoCore no depende de Firebase. Los campos nuevos son opcionales para que las tareas guardadas antes se sigan leyendo y se puedan subir a la nube en el primer inicio de sesión (REQ-10). Codable también lo uso para leer el JSON que guardaban las versiones 1.x en UserDefaults. Diseño: sección «Estructura de datos (JSON) y mapeo a objetos».</w:t>
+              <w:t xml:space="preserve"> cada tarea es un documento con title, isCompleted, dueDate, createdAt y updatedAt. El struct TaskDocument (Codable, con @DocumentID) lo lee con document.data(as:), que convierte los Timestamp en Date, y después lo paso a TodoTask, el modelo de TodoCore. Así TodoCore no depende de Firebase. Los campos nuevos son opcionales para poder leer las tareas viejas y subirlas a la nube la primera vez que el usuario entra (REQ-10). También uso Codable para leer el JSON que guardaban las versiones 1.x en UserDefaults. Está en la sección de estructura de datos del documento del proyecto.</w:t>
             </w:r>
           </w:p>
           <w:p>
@@ -601,7 +549,7 @@
               <w:rPr>
                 <w:sz w:val="17"/>
               </w:rPr>
-              <w:t xml:space="preserve"> Restaurant declara funciones async throws y las llama con Task { } desde los view controllers, para que la pantalla no se congele mientras se descarga el menú. Las imágenes de cada platillo se descargan aparte y la interfaz se actualiza en el hilo principal.</w:t>
+              <w:t xml:space="preserve"> Restaurant declara funciones async throws y las llama con Task { } desde los view controllers para que la pantalla no se congele mientras baja el menú. Las imágenes de cada platillo se descargan aparte y la interfaz se actualiza en el hilo principal.</w:t>
             </w:r>
           </w:p>
           <w:p>
@@ -623,7 +571,7 @@
               <w:rPr>
                 <w:sz w:val="17"/>
               </w:rPr>
-              <w:t xml:space="preserve"> el repositorio expone funciones async throws y TaskStore trabaja en @MainActor (REQ-17). Mientras Firebase responde, la lista muestra un spinner, los botones de inicio de sesión y registro se deshabilitan, y si algo falla aparece un aviso con «Reintentar» (REQ-09; prototipos B y D). Una prueba de interfaz simula el fallo de conexión y comprueba que «Reintentar» recupera la lista. El modelo ya se renombró de Task a TodoTask para no chocar con el tipo Task de Swift Concurrency (defecto D-04, corregido).</w:t>
+              <w:t xml:space="preserve"> el repositorio tiene funciones async throws y TaskStore trabaja en @MainActor (REQ-17). Mientras Firebase responde, la lista muestra un indicador, los botones de entrar y crear cuenta se desactivan, y si algo falla sale un aviso con “Reintentar” (REQ-09, prototipos B y D). Hice una prueba de interfaz que simula que se cae la conexión y revisa que “Reintentar” vuelva a cargar la lista. Además tuve que cambiar el nombre del modelo de Task a TodoTask porque chocaba con el Task de Swift Concurrency (defecto D-04).</w:t>
             </w:r>
           </w:p>
         </w:tc>
@@ -716,13 +664,13 @@
                 <w:b/>
                 <w:sz w:val="17"/>
               </w:rPr>
-              <w:t>Secuencia que seguí.</w:t>
-            </w:r>
-            <w:r>
-              <w:rPr>
-                <w:sz w:val="17"/>
-              </w:rPr>
-              <w:t xml:space="preserve"> 1) En la Fase 1 hice el «Listado de tareas», donde los datos vivían en un Array en memoria y en UserDefaults, con una UITableView y una celda personalizada. 2) El proyecto guiado Restaurant usa el mismo tipo de lista, pero los datos llegan de un servidor, y eso agrega tres problemas nuevos: esperar la respuesta, convertir JSON y manejar errores de red. 3) En el proyecto integrador aplico esos conceptos a mi propia app, por sprints.</w:t>
+              <w:t>Cómo fui avanzando.</w:t>
+            </w:r>
+            <w:r>
+              <w:rPr>
+                <w:sz w:val="17"/>
+              </w:rPr>
+              <w:t xml:space="preserve"> En la Fase I hice el “Listado de tareas”: los datos estaban en un arreglo en memoria y en UserDefaults, con una UITableView y una celda personalizada. Después vi en Restaurant el mismo tipo de lista, pero con datos que llegan de un servidor, y eso trae tres problemas nuevos: esperar la respuesta, convertir el JSON y manejar los errores de red. En el proyecto integrador apliqué eso a mi propia app, sprint por sprint.</w:t>
             </w:r>
           </w:p>
           <w:p>
@@ -738,13 +686,13 @@
                 <w:b/>
                 <w:sz w:val="17"/>
               </w:rPr>
-              <w:t>Conexión con mi diseño.</w:t>
-            </w:r>
-            <w:r>
-              <w:rPr>
-                <w:sz w:val="17"/>
-              </w:rPr>
-              <w:t xml:space="preserve"> En la Fase 1 creé el protocolo TaskPersisting para separar la lógica del almacenamiento. Restaurant me mostró por qué esa separación importa: MenuController aísla la red de las pantallas. Por eso el siguiente paso natural es cambiar TaskPersisting por un TaskRepository asíncrono con dos implementaciones, Firestore para la app y memoria para las pruebas, sin reescribir la interfaz.</w:t>
+              <w:t>Relación con mi diseño.</w:t>
+            </w:r>
+            <w:r>
+              <w:rPr>
+                <w:sz w:val="17"/>
+              </w:rPr>
+              <w:t xml:space="preserve"> En la Fase I ya había separado la lógica del almacenamiento con el protocolo TaskPersisting. Con Restaurant entendí por qué sirve: MenuController separa la red de las pantallas. Por eso cambié TaskPersisting por un TaskRepository asíncrono con dos versiones, una con Firestore para la app y otra en memoria para las pruebas, sin tener que rehacer la interfaz.</w:t>
             </w:r>
           </w:p>
           <w:p>
@@ -766,7 +714,7 @@
               <w:rPr>
                 <w:sz w:val="17"/>
               </w:rPr>
-              <w:t xml:space="preserve"> Sprint 2 (26 oct – 6 nov): análisis, diagramas, prototipos y, adelantados, la pantalla de detalle, la fecha límite y el filtro (versión 1.1). Sprint 3 (9 – 20 nov, terminado por adelantado el 27 oct): login, Firestore, estados de carga, migración y reglas de seguridad. Sprint 4 (23 nov – 4 dic): recordatorios, prueba en iPhone real e integración.</w:t>
+              <w:t xml:space="preserve"> Sprint 2 (26 de octubre al 2 de noviembre, entrega de la Fase III): análisis, diagramas, prototipos, y de paso la pantalla de detalle, la fecha límite y el filtro. Sprint 3 (3 al 15 de noviembre): cuenta y nube; lo terminé antes, el 27 de octubre, así que ese tiempo lo uso para probar en un iPhone real. Sprint 4 (16 al 29 de noviembre, entrega de la Fase IV): recordatorios, video final y entrega.</w:t>
             </w:r>
           </w:p>
           <w:p>
@@ -782,13 +730,13 @@
                 <w:b/>
                 <w:sz w:val="17"/>
               </w:rPr>
-              <w:t>Evidencias de la secuencia:</w:t>
-            </w:r>
-            <w:r>
-              <w:rPr>
-                <w:sz w:val="17"/>
-              </w:rPr>
-              <w:t xml:space="preserve"> el historial de commits del repositorio github.com/BrunoIvan04/Swift, la bitácora de avances, interrupciones y ajustes, el cronograma de Gantt y las ejecuciones de GitHub Actions del 26/10/2026, y del 27/10/2026, donde pasaron 18 pruebas unitarias, 6 de reglas de seguridad y 4 de interfaz con capturas automáticas, sobre el emulador de Firebase.</w:t>
+              <w:t>Evidencias:</w:t>
+            </w:r>
+            <w:r>
+              <w:rPr>
+                <w:sz w:val="17"/>
+              </w:rPr>
+              <w:t xml:space="preserve"> el historial de commits de github.com/BrunoIvan04/Swift, la bitácora de avances e interrupciones, el diagrama de Gantt y las ejecuciones de GitHub Actions del 26 y 27 de octubre. En la última pasaron 18 pruebas unitarias, 6 de reglas de seguridad y 4 de interfaz, todas con el emulador de Firebase.</w:t>
             </w:r>
           </w:p>
         </w:tc>
@@ -895,7 +843,7 @@
               <w:rPr>
                 <w:sz w:val="17"/>
               </w:rPr>
-              <w:t xml:space="preserve"> Restaurant usa un Singleton, MenuController.shared, para guardar la orden. Cuando la orden cambia, avisa con NotificationCenter para actualizar el contador de la pestaña, y así la orden no se pierde al cambiar de pantalla.</w:t>
+              <w:t xml:space="preserve"> Restaurant usa un singleton, MenuController.shared, para guardar la orden. Cuando la orden cambia, avisa con NotificationCenter para actualizar el número de la pestaña, y así no se pierde la orden al cambiar de pantalla.</w:t>
             </w:r>
           </w:p>
           <w:p>
@@ -917,46 +865,7 @@
               <w:rPr>
                 <w:sz w:val="17"/>
               </w:rPr>
-              <w:t xml:space="preserve"> uso un Singleton solo para lo que sí es global, la sesión. </w:t>
-            </w:r>
-            <w:r>
-              <w:rPr>
-                <w:b/>
-                <w:sz w:val="17"/>
-              </w:rPr>
-              <w:t>AuthService.shared</w:t>
-            </w:r>
-            <w:r>
-              <w:rPr>
-                <w:sz w:val="17"/>
-              </w:rPr>
-              <w:t xml:space="preserve"> envuelve a Firebase Auth y escucha los cambios de sesión (ya implementado). El SceneDelegate lo consulta al iniciar para decidir si muestra «Iniciar sesión» o «Mis tareas», y Firebase guarda la sesión en el llavero, así que la app recuerda al usuario (REQ-07). Las tareas no van en un Singleton: la lista pasa la tarea seleccionada al detalle por </w:t>
-            </w:r>
-            <w:r>
-              <w:rPr>
-                <w:b/>
-                <w:sz w:val="17"/>
-              </w:rPr>
-              <w:t>inyección de dependencias</w:t>
-            </w:r>
-            <w:r>
-              <w:rPr>
-                <w:sz w:val="17"/>
-              </w:rPr>
-              <w:t xml:space="preserve"> (init(task:)) y recibe los cambios por un </w:t>
-            </w:r>
-            <w:r>
-              <w:rPr>
-                <w:b/>
-                <w:sz w:val="17"/>
-              </w:rPr>
-              <w:t>delegate</w:t>
-            </w:r>
-            <w:r>
-              <w:rPr>
-                <w:sz w:val="17"/>
-              </w:rPr>
-              <w:t xml:space="preserve"> (REQ-11). Así evito estado global difícil de probar. Diseño: sección «Persistencia de estado y paso de información».</w:t>
+              <w:t xml:space="preserve"> uso un singleton solo para lo que sí es de toda la app, que es la sesión. AuthService.shared envuelve a Firebase Auth y avisa cuando alguien entra o sale. El SceneDelegate lo revisa al abrir la app para mostrar “Iniciar sesión” o “Mis tareas”, y como Firebase guarda la sesión en el llavero, la app recuerda al usuario (REQ-07). Las tareas no van en un singleton: la lista le pasa la tarea al detalle en su inicializador, init(task:), y recibe los cambios con un delegate (REQ-11). Así no tengo estado global que luego sea difícil de probar.</w:t>
             </w:r>
           </w:p>
           <w:p>
@@ -978,7 +887,7 @@
               <w:rPr>
                 <w:sz w:val="17"/>
               </w:rPr>
-              <w:t xml:space="preserve"> Restaurant no dibuja una pantalla por platillo: una tabla dinámica recicla celdas con dequeueReusableCell y solo cambia el nombre, el precio y la foto.</w:t>
+              <w:t xml:space="preserve"> Restaurant no hace una pantalla por platillo. Usa una tabla que recicla celdas con dequeueReusableCell y solo cambia el nombre, el precio y la foto.</w:t>
             </w:r>
           </w:p>
           <w:p>
@@ -1000,20 +909,7 @@
               <w:rPr>
                 <w:sz w:val="17"/>
               </w:rPr>
-              <w:t xml:space="preserve"> una sola </w:t>
-            </w:r>
-            <w:r>
-              <w:rPr>
-                <w:b/>
-                <w:sz w:val="17"/>
-              </w:rPr>
-              <w:t>TaskCell</w:t>
-            </w:r>
-            <w:r>
-              <w:rPr>
-                <w:sz w:val="17"/>
-              </w:rPr>
-              <w:t xml:space="preserve"> con configure(with:) sirve de plantilla para cualquier documento que llegue de Firestore (prototipo C). Ya está implementada: muestra ícono de estado, fecha límite (en rojo si venció) y botón de detalle, y las pruebas de interfaz comprueban que cambia al tocarla y al editarla. Con Firestore, cada snapshot del listener vuelve a llenar la misma tabla con esa celda (REQ-03); en el Sprint 4 evaluaré UITableViewDiffableDataSource para animar solo las filas que cambian.</w:t>
+              <w:t xml:space="preserve"> una sola TaskCell con configure(with:) sirve para cualquier tarea que llegue de Firestore (prototipo C). Muestra el estado, la fecha límite (en rojo si ya pasó) y el botón de detalle, y las pruebas de interfaz revisan que cambie al tocarla y al editarla. Cada vez que Firestore manda cambios, la misma tabla se vuelve a llenar con esa celda (REQ-03). En el Sprint 4 quiero probar UITableViewDiffableDataSource para animar solo las filas que cambian.</w:t>
             </w:r>
           </w:p>
           <w:p>
@@ -1035,7 +931,7 @@
               <w:rPr>
                 <w:sz w:val="17"/>
               </w:rPr>
-              <w:t xml:space="preserve"> abstraer una arquitectura de un caso de estudio y aplicarla a otro dominio; configurar pruebas automáticas y CI en una Mac en la nube sin tener Mac propia; depurar un Info.plist incompleto que impedía instalar la app; probar Firebase sin tocar datos reales con su emulador; y revisar las capturas con criterio, lo que detectó cinco defectos que corregí y volví a verificar con las pruebas automáticas.</w:t>
+              <w:t xml:space="preserve"> tomar la arquitectura de un proyecto de ejemplo y aplicarla a otro problema; correr pruebas automáticas en una Mac en la nube aunque no tengo Mac; encontrar por qué la app no se instalaba (le faltaban datos al Info.plist); probar Firebase con su emulador sin tocar datos reales; y revisar las capturas con cuidado, lo que me ayudó a encontrar cinco defectos que ya corregí.</w:t>
             </w:r>
           </w:p>
           <w:p>
@@ -1057,7 +953,7 @@
               <w:rPr>
                 <w:sz w:val="17"/>
               </w:rPr>
-              <w:t xml:space="preserve"> responsabilidad para retomar y replanificar el proyecto después de nueve semanas sin avances; honestidad al reportar esa pausa y los defectos encontrados en lugar de ocultarlos; y autonomía y perseverancia para resolver por mi cuenta los problemas de herramientas.</w:t>
+              <w:t xml:space="preserve"> responsabilidad para retomar el proyecto y volver a planearlo después de nueve semanas sin avances; honestidad para reportar esa pausa y los defectos en lugar de esconderlos; y paciencia para resolver por mi cuenta los problemas con las herramientas.</w:t>
             </w:r>
           </w:p>
         </w:tc>
@@ -1080,7 +976,7 @@
           <w:b/>
           <w:sz w:val="22"/>
         </w:rPr>
-        <w:t>Anexo. Matriz de trazabilidad: del proyecto Restaurant a Mis tareas</w:t>
+        <w:t>Anexo. De Restaurant a Mis tareas: dónde aplico cada concepto</w:t>
       </w:r>
     </w:p>
     <w:tbl>
@@ -1122,7 +1018,7 @@
                 <w:b/>
                 <w:sz w:val="17"/>
               </w:rPr>
-              <w:t>Cómo lo resuelve Restaurant</w:t>
+              <w:t>En Restaurant</w:t>
             </w:r>
           </w:p>
         </w:tc>
@@ -1137,7 +1033,7 @@
                 <w:b/>
                 <w:sz w:val="17"/>
               </w:rPr>
-              <w:t>Cómo lo aplico en Mis tareas</w:t>
+              <w:t>En Mis tareas</w:t>
             </w:r>
           </w:p>
         </w:tc>
@@ -1206,7 +1102,7 @@
               <w:rPr>
                 <w:sz w:val="17"/>
               </w:rPr>
-              <w:t>REQ-06, 07, 08 · Fig. 4 y 5</w:t>
+              <w:t>REQ-06, 07 y 08, figuras 4 y 5</w:t>
             </w:r>
           </w:p>
         </w:tc>
@@ -1260,7 +1156,7 @@
               <w:rPr>
                 <w:sz w:val="17"/>
               </w:rPr>
-              <w:t>REQ-08, 10 · Estructura de datos</w:t>
+              <w:t>REQ-08 y 10, estructura de datos</w:t>
             </w:r>
           </w:p>
         </w:tc>
@@ -1301,7 +1197,7 @@
               <w:rPr>
                 <w:sz w:val="17"/>
               </w:rPr>
-              <w:t>Repositorio async, TaskStore en @MainActor, spinner y «Reintentar».</w:t>
+              <w:t>Repositorio async, TaskStore en @MainActor, indicador y “Reintentar”.</w:t>
             </w:r>
           </w:p>
         </w:tc>
@@ -1314,7 +1210,7 @@
               <w:rPr>
                 <w:sz w:val="17"/>
               </w:rPr>
-              <w:t>REQ-09, 17 · Prototipos B y D</w:t>
+              <w:t>REQ-09 y 17, prototipos B y D</w:t>
             </w:r>
           </w:p>
         </w:tc>
@@ -1355,7 +1251,7 @@
               <w:rPr>
                 <w:sz w:val="17"/>
               </w:rPr>
-              <w:t>Singleton solo para la sesión; inyección y delegate para las tareas.</w:t>
+              <w:t>Singleton solo para la sesión. Para las tareas, inicializador y delegate.</w:t>
             </w:r>
           </w:p>
         </w:tc>
@@ -1368,7 +1264,7 @@
               <w:rPr>
                 <w:sz w:val="17"/>
               </w:rPr>
-              <w:t>REQ-07, 11 · Persistencia de estado</w:t>
+              <w:t>REQ-07 y 11, paso de información</w:t>
             </w:r>
           </w:p>
         </w:tc>
@@ -1422,7 +1318,7 @@
               <w:rPr>
                 <w:sz w:val="17"/>
               </w:rPr>
-              <w:t>REQ-03 · Prototipo C</w:t>
+              <w:t>REQ-03, prototipo C</w:t>
             </w:r>
           </w:p>
         </w:tc>

--- a/docs/FaseIII_Autoevaluacion_Portafolio_BrunoSantos.docx
+++ b/docs/FaseIII_Autoevaluacion_Portafolio_BrunoSantos.docx
@@ -736,7 +736,7 @@
               <w:rPr>
                 <w:sz w:val="17"/>
               </w:rPr>
-              <w:t xml:space="preserve"> el historial de commits de github.com/BrunoIvan04/Swift, la bitácora de avances e interrupciones, el diagrama de Gantt y las ejecuciones de GitHub Actions del 26 y 27 de octubre. En la última pasaron 18 pruebas unitarias, 6 de reglas de seguridad y 4 de interfaz, todas con el emulador de Firebase.</w:t>
+              <w:t xml:space="preserve"> el historial de commits de github.com/BrunoIvan04/Swift, la bitácora de avances e interrupciones, el diagrama de Gantt y las ejecuciones de GitHub Actions del 26 y 27 de octubre. En la última pasaron 18 pruebas unitarias, 6 de reglas de seguridad y 4 de interfaz, todas con el emulador de Firebase. Las capturas del código y de la app Restaurant están en la sección “Proyecto guiado: Restaurant” del documento de planeación y en la carpeta Restaurant del repositorio.</w:t>
             </w:r>
           </w:p>
         </w:tc>

--- a/docs/FaseIII_Autoevaluacion_Portafolio_BrunoSantos.docx
+++ b/docs/FaseIII_Autoevaluacion_Portafolio_BrunoSantos.docx
@@ -1324,6 +1324,51 @@
         </w:tc>
       </w:tr>
     </w:tbl>
+    <w:p>
+      <w:pPr>
+        <w:spacing w:before="200"/>
+      </w:pPr>
+      <w:r>
+        <w:rPr>
+          <w:b/>
+          <w:sz w:val="22"/>
+        </w:rPr>
+        <w:t>Certificado de LinkedIn Learning</w:t>
+      </w:r>
+    </w:p>
+    <w:p>
+      <w:pPr>
+        <w:spacing w:before="0"/>
+      </w:pPr>
+      <w:r>
+        <w:rPr>
+          <w:sz w:val="19"/>
+        </w:rPr>
+        <w:t>Curso “Swift 5: Protocol-Oriented Programming”. Enlace al certificado: https://www.linkedin.com/learning/certificates/1918fde9d6fb3c8ad2ad0467b57d5b3884d72c9d0e5a5a3f110ba5229f8c95af?u=112900474</w:t>
+      </w:r>
+    </w:p>
+    <w:p>
+      <w:pPr>
+        <w:spacing w:before="0"/>
+      </w:pPr>
+      <w:r>
+        <w:rPr>
+          <w:sz w:val="19"/>
+        </w:rPr>
+        <w:t>Carpeta con la evidencia del certificado: https://drive.google.com/drive/folders/1NJiFIGbBzlK4kLLAe0kWjc0GzpXL58ci?usp=sharing</w:t>
+      </w:r>
+    </w:p>
+    <w:p>
+      <w:pPr>
+        <w:spacing w:before="0"/>
+      </w:pPr>
+      <w:r>
+        <w:rPr>
+          <w:sz w:val="19"/>
+        </w:rPr>
+        <w:t>Enlaces del proyecto: código en https://github.com/BrunoIvan04/Swift (Mis tareas y la carpeta Restaurant) y video de la app en https://github.com/BrunoIvan04/Swift/blob/main/evidencias/demo_app_funcional.mp4</w:t>
+      </w:r>
+    </w:p>
     <w:sectPr>
       <w:pgSz w:w="11906" w:h="16838"/>
       <w:pgMar w:top="720" w:right="720" w:bottom="720" w:left="720" w:header="0" w:footer="0" w:gutter="0"/>
